--- a/1997亚洲金融危机.docx
+++ b/1997亚洲金融危机.docx
@@ -29,7 +29,7 @@
           <w:b w:val="0"/>
           <w:sz w:val="21"/>
         </w:rPr>
-        <w:t>摘要：本文在刘泽豪老师第十二讲“金融脆弱性与金融危机”的分析框架下，分别考察1997年亚洲金融危机与2010—2018年欧元区主权债务危机的脆弱性积累、爆发传导、政策应对与成因机制，并与课上重点讨论的美国1907年恐慌、大萧条与2007—2009年全球金融危机进行对照。两场危机均发生在金融自由化与跨境资本流动加速背景下：亚洲危机表现为固定汇率、短期外债与银行体系期限/货币错配相互强化；欧元区危机则体现为“统一货币—分散财政”的不完备货币联盟结构，以及主权—银行反馈环下的恐慌自我实现。政策层面，二者均凸显最后贷款人、存款担保/银行重组与宏观政策两难，但亚洲更多依赖IMF牵头救助与各国差异化路径，欧元区则通过EFSM/ESM、OMT与QE逐步补建区域金融稳定架构。跨案例比较表明，金融危机虽形态各异，却共享“脆弱性积累—触发事件—挤兑/重定价—实体衰退”链条；理解危机的关键在于识别制度约束如何放大金融自由化的激励扭曲，而非将冲击简单归因于投机攻击或单一政策失误。</w:t>
+        <w:t>摘要：本文比较分析1997年亚洲金融危机与2010—2018年欧元区主权债务危机，考察二者在脆弱性积累、冲击传导、恐慌扩散与政策应对方面的机制异同，并将其与美国1907年银行恐慌、1929—1933年大萧条及2007—2009年全球金融危机置于同一历史脉络中对照。两场危机均发生在金融深化与跨境资本流动加速的背景下，但嵌入的制度约束不同：亚洲危机突出固定汇率、短期外债攀升及银行体系货币错配与期限错配的相互强化；欧元区危机则体现为不完备货币联盟下“统一货币—分散财政”的结构矛盾，以及主权信用重定价与本国银行资产负债表之间的负向反馈。政策应对上，二者均凸显最后贷款人、问题机构处置、存款与融资稳定机制及预期管理的关键作用，但亚洲更多依赖汇率调整、IMF框架下的官方融资与各国差异化的银行重组，欧元区则经历从财政紧缩到EFSF/ESM区域救助、2012年OMT承诺及此后量化宽松和银行业联盟建设的渐进补建。跨案例比较表明，重大金融危机虽形态各异，却反复呈现“繁荣期脆弱性积累—局部冲击触发重定价—恐慌沿融资网络扩散—实体衰退加深”的演化链条；识别并打断负向反馈环，比简单复制某一历史案例的政策模板更为根本。</w:t>
       </w:r>
     </w:p>
     <w:p>
@@ -43,7 +43,7 @@
           <w:b w:val="0"/>
           <w:sz w:val="21"/>
         </w:rPr>
-        <w:t>关键词：金融脆弱性；金融自由化；货币危机；银行危机；最后贷款人；传染</w:t>
+        <w:t>关键词：金融脆弱性；金融自由化；货币危机；主权债务危机；最后贷款人；传染</w:t>
       </w:r>
     </w:p>
     <w:p>

--- a/1997亚洲金融危机.docx
+++ b/1997亚洲金融危机.docx
@@ -29,7 +29,7 @@
           <w:b w:val="0"/>
           <w:sz w:val="21"/>
         </w:rPr>
-        <w:t>摘要：本文比较分析1997年亚洲金融危机与2010—2018年欧元区主权债务危机，考察二者在脆弱性积累、冲击传导、恐慌扩散与政策应对方面的机制异同，并将其与美国1907年银行恐慌、1929—1933年大萧条及2007—2009年全球金融危机置于同一历史脉络中对照。两场危机均发生在金融深化与跨境资本流动加速的背景下，但嵌入的制度约束不同：亚洲危机突出固定汇率、短期外债攀升及银行体系货币错配与期限错配的相互强化；欧元区危机则体现为不完备货币联盟下“统一货币—分散财政”的结构矛盾，以及主权信用重定价与本国银行资产负债表之间的负向反馈。政策应对上，二者均凸显最后贷款人、问题机构处置、存款与融资稳定机制及预期管理的关键作用，但亚洲更多依赖汇率调整、IMF框架下的官方融资与各国差异化的银行重组，欧元区则经历从财政紧缩到EFSF/ESM区域救助、2012年OMT承诺及此后量化宽松和银行业联盟建设的渐进补建。跨案例比较表明，重大金融危机虽形态各异，却反复呈现“繁荣期脆弱性积累—局部冲击触发重定价—恐慌沿融资网络扩散—实体衰退加深”的演化链条；识别并打断负向反馈环，比简单复制某一历史案例的政策模板更为根本。</w:t>
+        <w:t>摘要：本文比较分析1997年亚洲金融危机与2010—2018年欧元区主权债务危机，考察二者在脆弱性积累、冲击传导、恐慌扩散与政策应对四个维度的机制异同，并将其与美国1907年银行恐慌、1929—1933年大萧条及2007—2009年全球金融危机置于同一历史脉络中加以对照。研究目的并非罗列事件，而是识别在不同制度条件下反复出现的金融危机演化逻辑，以及两场当代危机各自特有的结构性约束。两场危机均发生在金融深化与跨境资本流动加速的阶段。亚洲方面，高增长与外部融资相互嵌套，固定汇率稳定了外资流入预期，却在繁荣期系统性地低估了短期外债、房地产关联授信及企业外币负债所累积的货币错配与期限错配；冲击由泰铢失守迅速传导至银行资产负债表，并在区域资本流动同步重定价下外溢。欧元区方面，单一货币消除了区内汇率波动，却未伴随充分的财政协调与共同金融稳定支持；利率收敛刺激跨境银行敞口扩张，内部竞争力分化在缺乏名义汇率调节工具的情况下持续积累，最终使希腊等国的财政问题演变为具有“主权—银行”反馈特征的区域性危机。政策应对的比较进一步显示，恢复信心、提供流动性并及时阻断亏损源，是历次危机治理的共同核心，但可用工具高度依赖制度环境。亚洲危机更多依靠放弃不可持续的钉住安排、IMF牵头官方融资、关闭或重组问题机构以及扩展存款担保；马来西亚的资本管制则表明，在极端恐慌下资本流动管理亦可能构成稳定政策的一环。欧元区则经历了从前期财政紧缩、EFSF/ESM区域救助，到2012年OMT承诺及此后大规模资产购买、银行业联盟建设的渐进演进，试图在缺乏统一最后贷款人的条件下重建预期锚。跨案例比较表明，重大金融危机虽形态各异，却共享相近的演化链条：繁荣期脆弱性被低估并持续积累，局部冲击触发资产与负债的同步重定价，恐慌沿银行间或跨境融资网络扩散，最终放大为实体衰退。1907年恐慌、大萧条与全球金融危机为理解当代两场危机提供了历史参照；亚洲危机与欧元区危机则进一步说明，当脆弱性嵌入固定汇率、短期外债或不完备货币联盟安排时，冲击会更早地转化为货币、主权与银行之间的联动。对政策而言，这意味着金融开放与一体化必须与监管能力、信息披露和危机处置框架同步推进；能否有效打断负向反馈，不取决于能否复制某一历史案例，而取决于能否在特定制度约束下同时实现预期稳定、损失分担与激励约束的平衡。</w:t>
       </w:r>
     </w:p>
     <w:p>

--- a/1997亚洲金融危机.docx
+++ b/1997亚洲金融危机.docx
@@ -6844,6 +6844,34 @@
       </w:pPr>
       <w:bookmarkStart w:id="2" w:name="_GoBack"/>
       <w:bookmarkEnd w:id="2"/>
+    </w:p>
+    <w:p>
+      <w:pPr>
+        <w:spacing w:line="360" w:lineRule="auto" w:after="120" w:before="240"/>
+        <w:ind w:firstLine="0"/>
+      </w:pPr>
+      <w:r>
+        <w:rPr>
+          <w:rFonts w:ascii="Times New Roman" w:hAnsi="Times New Roman" w:eastAsia="宋体"/>
+          <w:b/>
+          <w:sz w:val="24"/>
+        </w:rPr>
+        <w:t>后记</w:t>
+      </w:r>
+    </w:p>
+    <w:p>
+      <w:pPr>
+        <w:spacing w:line="360" w:lineRule="auto" w:after="0"/>
+        <w:ind w:firstLine="420"/>
+      </w:pPr>
+      <w:r>
+        <w:rPr>
+          <w:rFonts w:ascii="Times New Roman" w:hAnsi="Times New Roman" w:eastAsia="宋体"/>
+          <w:b w:val="0"/>
+          <w:sz w:val="21"/>
+        </w:rPr>
+        <w:t>转眼，又一个学期走到了尾声。回想大学这几年，前几学期我们几乎没有接触系统性的金融专业课，对“金融学”三个字多少还是有些距离感——知道它与我们未来密切相关，却很难真正走进去。这学期修读刘老师的金融学课程，于我而言不只是一门课的结束，更像是一扇门被推开：老师上课深入浅出，把复杂的机制讲得清楚有趣，案例与理论穿插之间干货满满，让我第一次觉得，金融学不是远在天边的术语，而是可以用来理解真实世界变化的工具。本篇论文写作的过程，比我想象中要长得多，也比我预想的更有收获。为了把1997年亚洲金融危机与欧元区主权债务危机的机制与对照写清楚，我反复阅读文献、核对数据，许多理解是在课堂之外一点一点沉下来的——比如繁荣期脆弱性如何被低估，局部冲击又如何沿银行间和跨境融资网络扩散；又比如不同制度约束下，最后贷款人与问题机构处置为何呈现出截然不同的政策空间。有时为了一个出处的核对看到深夜，有时读完一篇经典文献，忽然回过味来老师课上某句话的分量，那种“原来如此”的豁然开朗，大概就是这个学期留给我的最踏实的一份收获。课程即将结束，心里多少有些不舍。非常荣幸能在本学期跟随刘老师学习，感谢老师一学期以来的悉心讲授。也衷心祝愿老师身体健康，工作顺利！</w:t>
+      </w:r>
     </w:p>
     <w:sectPr>
       <w:pgSz w:w="12240" w:h="15840"/>
